--- a/klagomål/A 55870-2022 FSC-klagomål.docx
+++ b/klagomål/A 55870-2022 FSC-klagomål.docx
@@ -797,7 +797,7 @@
     <w:r>
       <w:tab/>
       <w:tab/>
-      <w:t>2026-06-18</w:t>
+      <w:t>2026-06-19</w:t>
       <w:br/>
       <w:br/>
     </w:r>

--- a/klagomål/A 55870-2022 FSC-klagomål.docx
+++ b/klagomål/A 55870-2022 FSC-klagomål.docx
@@ -797,7 +797,7 @@
     <w:r>
       <w:tab/>
       <w:tab/>
-      <w:t>2026-06-19</w:t>
+      <w:t>2026-06-20</w:t>
       <w:br/>
       <w:br/>
     </w:r>

--- a/klagomål/A 55870-2022 FSC-klagomål.docx
+++ b/klagomål/A 55870-2022 FSC-klagomål.docx
@@ -168,38 +168,7 @@
     </w:p>
     <w:p>
       <w:r>
-        <w:t>Detta dokument behandlar höga naturvärden i avverkningsanmälan A 55870-2022 i Vilhelmina kommun som inkom 2022-11-23 och omfattar 13,6 ha.</w:t>
-      </w:r>
-    </w:p>
-    <w:p>
-      <w:r>
-        <w:t>Nedan presenteras fynd av naturvårdsarter som gjorts i det avverkningsanmälda området, samt relevanta utdrag ur standarderna för FSC, Chain of Custody, Controlled Wood och PEFC.</w:t>
-      </w:r>
-    </w:p>
-    <w:p>
-      <w:r>
-        <w:t>Vi förväntar oss att ni återkommer med ett skriftligt svar på vårt klagomål och även beskriver vilka korrigerande åtgärder ni satt in för att rätta till identifierade brister i er efterlevnad av den svenska FSC standarden.</w:t>
-      </w:r>
-    </w:p>
-    <w:p>
-      <w:pPr>
-        <w:pStyle w:val="Heading1"/>
-      </w:pPr>
-      <w:r>
-        <w:t>Naturvårdsarter</w:t>
-      </w:r>
-    </w:p>
-    <w:p>
-      <w:r>
-        <w:t>Inom 15 meter från avverkningsanmälan har följande 7 naturvårdsarter hittats: blackticka (VU), norsk näverlav (VU), ostticka (VU, T), doftskinn (NT, T), harticka (NT, T), knottrig blåslav (NT, T) och vitgrynig nållav (NT). Av dessa är 7 rödlistade. För rödlistade arter har rödlistekategorin angivits inom parentes. Typiska arter inom Natura 2000 som är kopplade till skogsekosystem har markerats med (T).</w:t>
-      </w:r>
-    </w:p>
-    <w:p>
-      <w:r>
-        <w:t>De påträffade naturvårdsarterna är ett tydligt kvitto på att det rör sig om en skog med höga naturvärden.</w:t>
-      </w:r>
-      <w:r>
-        <w:t xml:space="preserve"> I Figur 1 visas fyndplatser för naturvårdsarter i området, som finns registrerade på Artportalen.</w:t>
+        <w:t>Detta klagomål behandlar höga naturvärden i avverkningsanmälan A 55870-2022 i Vilhelmina kommun som inkom 2022-11-23 och omfattar 13,6 ha.</w:t>
       </w:r>
     </w:p>
     <w:p>
@@ -247,7 +216,35 @@
         <w:spacing w:after="240"/>
       </w:pPr>
       <w:r>
-        <w:t>Figur 1. Fyndplatser för naturvårdsarter inom 15 meter från avverkningsanmälan (röd linje). Markörer utan svart kant är placerade på fyndplatsen. Markörer med svart kant är placerade vid sidan av fyndplatsen och har ett svart streck som visar fyndplatsens exakta position. Kartans mittpunktskoordinat är N 7210621, E 576928 i SWEREF 99 TM.</w:t>
+        <w:t>Figur 1. Fyndplatser för naturvårdsarter inom 15 meter från avverkningsanmälan. Markörer utan svart kant är placerade på fyndplatsen. Markörer med svart kant är placerade vid sidan av fyndplatsen har ett svart streck som visar fyndplatsens exakta position. Kartans mittpunktskoordinat är N 7210621, E 576928 i SWEREF 99 TM.</w:t>
+      </w:r>
+    </w:p>
+    <w:p>
+      <w:r>
+        <w:t>Inom 15 meter från avverkningsanmälan finns fynd av 7 naturvårdsarter, varav 7 är rödlistade och 4 är typiska (T): blackticka (VU), norsk näverlav (VU), ostticka (VU, T), doftskinn (NT, T), harticka (NT, T), knottrig blåslav (NT, T) och vitgrynig nållav (NT). Se Figur 1.</w:t>
+      </w:r>
+    </w:p>
+    <w:p>
+      <w:r>
+        <w:t>Nedan presenteras relevanta utdrag ur standarderna för FSC, Chain of Custody, Controlled Wood och PEFC.</w:t>
+      </w:r>
+    </w:p>
+    <w:p>
+      <w:r>
+        <w:t>Vi förväntar oss att ni återkommer med ett skriftligt svar på vårt klagomål och även beskriver vilka korrigerande åtgärder ni satt in för att rätta till identifierade brister i er efterlevnad av den svenska FSC standarden.</w:t>
+      </w:r>
+    </w:p>
+    <w:p>
+      <w:pPr>
+        <w:pStyle w:val="Heading1"/>
+      </w:pPr>
+      <w:r>
+        <w:t>Naturvårdsarter och fridlysta arter</w:t>
+      </w:r>
+    </w:p>
+    <w:p>
+      <w:r>
+        <w:t>Nedan följer beskrivningar av de naturvårdsarter och fridlysta arter som har sina livsmiljöer och växtplatser i den avverkningsanmälda skogen. De påträffade naturvårdsarterna är ett tydligt kvitto på att det rör sig om en skog med höga naturvärden.</w:t>
       </w:r>
     </w:p>
     <w:p>
@@ -259,6 +256,46 @@
       </w:r>
       <w:r>
         <w:t>, rödlistad som sårbar, är en exklusiv svamp som signalerar fuktiga granskogar med mycket höga naturvärden. Den har klassificerats som en “urskogsindikator” och påträffas nästan enbart i urskogsartade barrnaturskogar med långvarig kontinuitet av grova lågor i olika nedbrytningsstadier. Skogsskötselåtgärder på eller i omedelbar närhet av lokalerna utgör ett hot och på lång sikt innebär fragmenteringen av skogslandskapet att artens förekomster isoleras vilket i sig utgör ett hot mot artens överlevnad. Fler skogar med blackticka måste skyddas (Nitare &amp; Skogsstyrelsen, 2019; SLU Artdatabanken, 2024).</w:t>
+      </w:r>
+    </w:p>
+    <w:p>
+      <w:r>
+        <w:rPr>
+          <w:b/>
+        </w:rPr>
+        <w:t>Norsk näverlav (VU)</w:t>
+      </w:r>
+      <w:r>
+        <w:t>, rödlistad som sårbar, är en suboceanisk art och påträffas bara i områden med hög och jämn luftfuktighet. Den växer i fuktiga granskogar, främst på stammar eller grenar av äldre björkar och granar. Arten är placerad i toppen av Skogsstyrelsens värdepyramid för bedömning av skog med höga naturvärden och försvinner eller missgynnas starkt vid all form av avverkning på eller i anslutning till lokalerna. Norsk näverlav har en hög andel av sin världspopulation i Norge och Sverige vilket medför ett särskilt ansvar för arten (Nitare &amp; Skogsstyrelsen, 2019; SLU Artdatabanken, 2024).</w:t>
+      </w:r>
+    </w:p>
+    <w:p>
+      <w:r>
+        <w:rPr>
+          <w:b/>
+        </w:rPr>
+        <w:t xml:space="preserve">Ostticka (VU) </w:t>
+      </w:r>
+      <w:r>
+        <w:t xml:space="preserve">växer huvudsakligen på grova granlågor i urskogsartad barrskog. Växtplatserna ligger vanligtvis i brandrefugiala områden med relativt hög luftfuktighet där skogen under lång tid haft en intern beståndsdynamik med successivt avdöende träd. Alla skogsskötselåtgärder på eller i omedelbar närhet av lokalerna inverkar negativt på artens fortlevnad. Ostticka är typisk art för </w:t>
+      </w:r>
+      <w:r>
+        <w:rPr>
+          <w:i/>
+        </w:rPr>
+        <w:t xml:space="preserve">9010 Taiga </w:t>
+      </w:r>
+      <w:r>
+        <w:t xml:space="preserve">och </w:t>
+      </w:r>
+      <w:r>
+        <w:rPr>
+          <w:i/>
+        </w:rPr>
+        <w:t>9030 Landhöjningsskog</w:t>
+      </w:r>
+      <w:r>
+        <w:t xml:space="preserve"> (SLU Artdatabanken, 2024; Nitare &amp; Skogsstyrelsen, 2019).</w:t>
       </w:r>
     </w:p>
     <w:p>
@@ -339,46 +376,6 @@
     <w:p>
       <w:r>
         <w:t>(SLU Artdatabanken, 2024; Nitare &amp; Skogsstyrelsen, 2019).</w:t>
-      </w:r>
-    </w:p>
-    <w:p>
-      <w:r>
-        <w:rPr>
-          <w:b/>
-        </w:rPr>
-        <w:t>Norsk näverlav (VU)</w:t>
-      </w:r>
-      <w:r>
-        <w:t>, rödlistad som sårbar, är en suboceanisk art och påträffas bara i områden med hög och jämn luftfuktighet. Den växer i fuktiga granskogar, främst på stammar eller grenar av äldre björkar och granar. Arten är placerad i toppen av Skogsstyrelsens värdepyramid för bedömning av skog med höga naturvärden och försvinner eller missgynnas starkt vid all form av avverkning på eller i anslutning till lokalerna. Norsk näverlav har en hög andel av sin världspopulation i Norge och Sverige vilket medför ett särskilt ansvar för arten (Nitare &amp; Skogsstyrelsen, 2019; SLU Artdatabanken, 2024).</w:t>
-      </w:r>
-    </w:p>
-    <w:p>
-      <w:r>
-        <w:rPr>
-          <w:b/>
-        </w:rPr>
-        <w:t xml:space="preserve">Ostticka (VU) </w:t>
-      </w:r>
-      <w:r>
-        <w:t xml:space="preserve">växer huvudsakligen på grova granlågor i urskogsartad barrskog. Växtplatserna ligger vanligtvis i brandrefugiala områden med relativt hög luftfuktighet där skogen under lång tid haft en intern beståndsdynamik med successivt avdöende träd. Alla skogsskötselåtgärder på eller i omedelbar närhet av lokalerna inverkar negativt på artens fortlevnad. Ostticka är typisk art för </w:t>
-      </w:r>
-      <w:r>
-        <w:rPr>
-          <w:i/>
-        </w:rPr>
-        <w:t xml:space="preserve">9010 Taiga </w:t>
-      </w:r>
-      <w:r>
-        <w:t xml:space="preserve">och </w:t>
-      </w:r>
-      <w:r>
-        <w:rPr>
-          <w:i/>
-        </w:rPr>
-        <w:t>9030 Landhöjningsskog</w:t>
-      </w:r>
-      <w:r>
-        <w:t xml:space="preserve"> (SLU Artdatabanken, 2024; Nitare &amp; Skogsstyrelsen, 2019).</w:t>
       </w:r>
     </w:p>
     <w:p>
@@ -797,7 +794,7 @@
     <w:r>
       <w:tab/>
       <w:tab/>
-      <w:t>2026-06-20</w:t>
+      <w:t>2026-06-21</w:t>
       <w:br/>
       <w:br/>
     </w:r>

--- a/klagomål/A 55870-2022 FSC-klagomål.docx
+++ b/klagomål/A 55870-2022 FSC-klagomål.docx
@@ -794,7 +794,7 @@
     <w:r>
       <w:tab/>
       <w:tab/>
-      <w:t>2026-06-21</w:t>
+      <w:t>2026-06-22</w:t>
       <w:br/>
       <w:br/>
     </w:r>

--- a/klagomål/A 55870-2022 FSC-klagomål.docx
+++ b/klagomål/A 55870-2022 FSC-klagomål.docx
@@ -794,7 +794,7 @@
     <w:r>
       <w:tab/>
       <w:tab/>
-      <w:t>2026-06-22</w:t>
+      <w:t>2026-06-23</w:t>
       <w:br/>
       <w:br/>
     </w:r>

--- a/klagomål/A 55870-2022 FSC-klagomål.docx
+++ b/klagomål/A 55870-2022 FSC-klagomål.docx
@@ -794,7 +794,7 @@
     <w:r>
       <w:tab/>
       <w:tab/>
-      <w:t>2026-06-23</w:t>
+      <w:t>2026-06-24</w:t>
       <w:br/>
       <w:br/>
     </w:r>

--- a/klagomål/A 55870-2022 FSC-klagomål.docx
+++ b/klagomål/A 55870-2022 FSC-klagomål.docx
@@ -794,7 +794,7 @@
     <w:r>
       <w:tab/>
       <w:tab/>
-      <w:t>2026-06-24</w:t>
+      <w:t>2026-06-25</w:t>
       <w:br/>
       <w:br/>
     </w:r>

--- a/klagomål/A 55870-2022 FSC-klagomål.docx
+++ b/klagomål/A 55870-2022 FSC-klagomål.docx
@@ -794,7 +794,7 @@
     <w:r>
       <w:tab/>
       <w:tab/>
-      <w:t>2026-06-25</w:t>
+      <w:t>2026-06-26</w:t>
       <w:br/>
       <w:br/>
     </w:r>

--- a/klagomål/A 55870-2022 FSC-klagomål.docx
+++ b/klagomål/A 55870-2022 FSC-klagomål.docx
@@ -794,7 +794,7 @@
     <w:r>
       <w:tab/>
       <w:tab/>
-      <w:t>2026-06-26</w:t>
+      <w:t>2026-06-27</w:t>
       <w:br/>
       <w:br/>
     </w:r>

--- a/klagomål/A 55870-2022 FSC-klagomål.docx
+++ b/klagomål/A 55870-2022 FSC-klagomål.docx
@@ -794,7 +794,7 @@
     <w:r>
       <w:tab/>
       <w:tab/>
-      <w:t>2026-06-27</w:t>
+      <w:t>2026-06-28</w:t>
       <w:br/>
       <w:br/>
     </w:r>

--- a/klagomål/A 55870-2022 FSC-klagomål.docx
+++ b/klagomål/A 55870-2022 FSC-klagomål.docx
@@ -794,7 +794,7 @@
     <w:r>
       <w:tab/>
       <w:tab/>
-      <w:t>2026-06-28</w:t>
+      <w:t>2026-06-29</w:t>
       <w:br/>
       <w:br/>
     </w:r>

--- a/klagomål/A 55870-2022 FSC-klagomål.docx
+++ b/klagomål/A 55870-2022 FSC-klagomål.docx
@@ -794,7 +794,7 @@
     <w:r>
       <w:tab/>
       <w:tab/>
-      <w:t>2026-06-29</w:t>
+      <w:t>2026-06-30</w:t>
       <w:br/>
       <w:br/>
     </w:r>

--- a/klagomål/A 55870-2022 FSC-klagomål.docx
+++ b/klagomål/A 55870-2022 FSC-klagomål.docx
@@ -794,7 +794,7 @@
     <w:r>
       <w:tab/>
       <w:tab/>
-      <w:t>2026-06-30</w:t>
+      <w:t>2026-07-01</w:t>
       <w:br/>
       <w:br/>
     </w:r>

--- a/klagomål/A 55870-2022 FSC-klagomål.docx
+++ b/klagomål/A 55870-2022 FSC-klagomål.docx
@@ -794,7 +794,7 @@
     <w:r>
       <w:tab/>
       <w:tab/>
-      <w:t>2026-07-13</w:t>
+      <w:t>2026-07-14</w:t>
       <w:br/>
       <w:br/>
     </w:r>

--- a/klagomål/A 55870-2022 FSC-klagomål.docx
+++ b/klagomål/A 55870-2022 FSC-klagomål.docx
@@ -794,7 +794,7 @@
     <w:r>
       <w:tab/>
       <w:tab/>
-      <w:t>2026-07-14</w:t>
+      <w:t>2026-07-15</w:t>
       <w:br/>
       <w:br/>
     </w:r>

--- a/klagomål/A 55870-2022 FSC-klagomål.docx
+++ b/klagomål/A 55870-2022 FSC-klagomål.docx
@@ -794,7 +794,7 @@
     <w:r>
       <w:tab/>
       <w:tab/>
-      <w:t>2026-07-15</w:t>
+      <w:t>2026-07-16</w:t>
       <w:br/>
       <w:br/>
     </w:r>

--- a/klagomål/A 55870-2022 FSC-klagomål.docx
+++ b/klagomål/A 55870-2022 FSC-klagomål.docx
@@ -794,7 +794,7 @@
     <w:r>
       <w:tab/>
       <w:tab/>
-      <w:t>2026-07-16</w:t>
+      <w:t>2026-07-17</w:t>
       <w:br/>
       <w:br/>
     </w:r>

--- a/klagomål/A 55870-2022 FSC-klagomål.docx
+++ b/klagomål/A 55870-2022 FSC-klagomål.docx
@@ -794,7 +794,7 @@
     <w:r>
       <w:tab/>
       <w:tab/>
-      <w:t>2026-07-17</w:t>
+      <w:t>2026-07-18</w:t>
       <w:br/>
       <w:br/>
     </w:r>

--- a/klagomål/A 55870-2022 FSC-klagomål.docx
+++ b/klagomål/A 55870-2022 FSC-klagomål.docx
@@ -794,7 +794,7 @@
     <w:r>
       <w:tab/>
       <w:tab/>
-      <w:t>2026-07-18</w:t>
+      <w:t>2026-07-19</w:t>
       <w:br/>
       <w:br/>
     </w:r>

--- a/klagomål/A 55870-2022 FSC-klagomål.docx
+++ b/klagomål/A 55870-2022 FSC-klagomål.docx
@@ -794,7 +794,7 @@
     <w:r>
       <w:tab/>
       <w:tab/>
-      <w:t>2026-07-19</w:t>
+      <w:t>2026-07-20</w:t>
       <w:br/>
       <w:br/>
     </w:r>

--- a/klagomål/A 55870-2022 FSC-klagomål.docx
+++ b/klagomål/A 55870-2022 FSC-klagomål.docx
@@ -794,7 +794,7 @@
     <w:r>
       <w:tab/>
       <w:tab/>
-      <w:t>2026-07-20</w:t>
+      <w:t>2026-07-21</w:t>
       <w:br/>
       <w:br/>
     </w:r>

--- a/klagomål/A 55870-2022 FSC-klagomål.docx
+++ b/klagomål/A 55870-2022 FSC-klagomål.docx
@@ -794,7 +794,7 @@
     <w:r>
       <w:tab/>
       <w:tab/>
-      <w:t>2026-07-21</w:t>
+      <w:t>2026-07-22</w:t>
       <w:br/>
       <w:br/>
     </w:r>

--- a/klagomål/A 55870-2022 FSC-klagomål.docx
+++ b/klagomål/A 55870-2022 FSC-klagomål.docx
@@ -794,7 +794,7 @@
     <w:r>
       <w:tab/>
       <w:tab/>
-      <w:t>2026-07-22</w:t>
+      <w:t>2026-07-23</w:t>
       <w:br/>
       <w:br/>
     </w:r>

--- a/klagomål/A 55870-2022 FSC-klagomål.docx
+++ b/klagomål/A 55870-2022 FSC-klagomål.docx
@@ -794,7 +794,7 @@
     <w:r>
       <w:tab/>
       <w:tab/>
-      <w:t>2026-07-23</w:t>
+      <w:t>2026-07-24</w:t>
       <w:br/>
       <w:br/>
     </w:r>

--- a/klagomål/A 55870-2022 FSC-klagomål.docx
+++ b/klagomål/A 55870-2022 FSC-klagomål.docx
@@ -216,7 +216,7 @@
         <w:spacing w:after="240"/>
       </w:pPr>
       <w:r>
-        <w:t>Figur 1. Fyndplatser för naturvårdsarter inom 15 meter från avverkningsanmälan. Markörer utan svart kant är placerade på fyndplatsen. Markörer med svart kant är placerade vid sidan av fyndplatsen har ett svart streck som visar fyndplatsens exakta position. Kartans mittpunktskoordinat är N 7210621, E 576928 i SWEREF 99 TM.</w:t>
+        <w:t>Figur 1. Fyndplatser för naturvårdsarter inom 15 meter från avverkningsanmälan. Markörer utan svart kant är placerade på fyndplatsen. Markörer med svart kant är placerade vid sidan av fyndplatsen och har ett svart streck som visar fyndplatsens exakta position. Kartans mittpunktskoordinat är N 7210621, E 576928 i SWEREF 99 TM.</w:t>
       </w:r>
     </w:p>
     <w:p>
@@ -794,7 +794,7 @@
     <w:r>
       <w:tab/>
       <w:tab/>
-      <w:t>2026-08-14</w:t>
+      <w:t>2026-08-15</w:t>
       <w:br/>
       <w:br/>
     </w:r>

--- a/klagomål/A 55870-2022 FSC-klagomål.docx
+++ b/klagomål/A 55870-2022 FSC-klagomål.docx
@@ -794,7 +794,7 @@
     <w:r>
       <w:tab/>
       <w:tab/>
-      <w:t>2026-08-15</w:t>
+      <w:t>2026-08-16</w:t>
       <w:br/>
       <w:br/>
     </w:r>

--- a/klagomål/A 55870-2022 FSC-klagomål.docx
+++ b/klagomål/A 55870-2022 FSC-klagomål.docx
@@ -794,7 +794,7 @@
     <w:r>
       <w:tab/>
       <w:tab/>
-      <w:t>2026-08-16</w:t>
+      <w:t>2026-08-17</w:t>
       <w:br/>
       <w:br/>
     </w:r>

--- a/klagomål/A 55870-2022 FSC-klagomål.docx
+++ b/klagomål/A 55870-2022 FSC-klagomål.docx
@@ -794,7 +794,7 @@
     <w:r>
       <w:tab/>
       <w:tab/>
-      <w:t>2026-08-17</w:t>
+      <w:t>2026-08-18</w:t>
       <w:br/>
       <w:br/>
     </w:r>

--- a/klagomål/A 55870-2022 FSC-klagomål.docx
+++ b/klagomål/A 55870-2022 FSC-klagomål.docx
@@ -794,7 +794,7 @@
     <w:r>
       <w:tab/>
       <w:tab/>
-      <w:t>2026-08-18</w:t>
+      <w:t>2026-08-19</w:t>
       <w:br/>
       <w:br/>
     </w:r>

--- a/klagomål/A 55870-2022 FSC-klagomål.docx
+++ b/klagomål/A 55870-2022 FSC-klagomål.docx
@@ -794,7 +794,7 @@
     <w:r>
       <w:tab/>
       <w:tab/>
-      <w:t>2026-08-19</w:t>
+      <w:t>2026-08-20</w:t>
       <w:br/>
       <w:br/>
     </w:r>

--- a/klagomål/A 55870-2022 FSC-klagomål.docx
+++ b/klagomål/A 55870-2022 FSC-klagomål.docx
@@ -794,7 +794,7 @@
     <w:r>
       <w:tab/>
       <w:tab/>
-      <w:t>2026-08-20</w:t>
+      <w:t>2026-08-21</w:t>
       <w:br/>
       <w:br/>
     </w:r>

--- a/klagomål/A 55870-2022 FSC-klagomål.docx
+++ b/klagomål/A 55870-2022 FSC-klagomål.docx
@@ -794,7 +794,7 @@
     <w:r>
       <w:tab/>
       <w:tab/>
-      <w:t>2026-08-21</w:t>
+      <w:t>2026-08-22</w:t>
       <w:br/>
       <w:br/>
     </w:r>

--- a/klagomål/A 55870-2022 FSC-klagomål.docx
+++ b/klagomål/A 55870-2022 FSC-klagomål.docx
@@ -794,7 +794,7 @@
     <w:r>
       <w:tab/>
       <w:tab/>
-      <w:t>2026-08-22</w:t>
+      <w:t>2026-08-23</w:t>
       <w:br/>
       <w:br/>
     </w:r>

--- a/klagomål/A 55870-2022 FSC-klagomål.docx
+++ b/klagomål/A 55870-2022 FSC-klagomål.docx
@@ -794,7 +794,7 @@
     <w:r>
       <w:tab/>
       <w:tab/>
-      <w:t>2026-08-23</w:t>
+      <w:t>2026-08-24</w:t>
       <w:br/>
       <w:br/>
     </w:r>

--- a/klagomål/A 55870-2022 FSC-klagomål.docx
+++ b/klagomål/A 55870-2022 FSC-klagomål.docx
@@ -794,7 +794,7 @@
     <w:r>
       <w:tab/>
       <w:tab/>
-      <w:t>2026-08-24</w:t>
+      <w:t>2026-08-25</w:t>
       <w:br/>
       <w:br/>
     </w:r>

--- a/klagomål/A 55870-2022 FSC-klagomål.docx
+++ b/klagomål/A 55870-2022 FSC-klagomål.docx
@@ -794,7 +794,7 @@
     <w:r>
       <w:tab/>
       <w:tab/>
-      <w:t>2026-08-25</w:t>
+      <w:t>2026-08-26</w:t>
       <w:br/>
       <w:br/>
     </w:r>

--- a/klagomål/A 55870-2022 FSC-klagomål.docx
+++ b/klagomål/A 55870-2022 FSC-klagomål.docx
@@ -794,7 +794,7 @@
     <w:r>
       <w:tab/>
       <w:tab/>
-      <w:t>2026-08-26</w:t>
+      <w:t>2026-08-27</w:t>
       <w:br/>
       <w:br/>
     </w:r>

--- a/klagomål/A 55870-2022 FSC-klagomål.docx
+++ b/klagomål/A 55870-2022 FSC-klagomål.docx
@@ -794,7 +794,7 @@
     <w:r>
       <w:tab/>
       <w:tab/>
-      <w:t>2026-08-27</w:t>
+      <w:t>2026-08-28</w:t>
       <w:br/>
       <w:br/>
     </w:r>

--- a/klagomål/A 55870-2022 FSC-klagomål.docx
+++ b/klagomål/A 55870-2022 FSC-klagomål.docx
@@ -794,7 +794,7 @@
     <w:r>
       <w:tab/>
       <w:tab/>
-      <w:t>2026-08-28</w:t>
+      <w:t>2026-08-29</w:t>
       <w:br/>
       <w:br/>
     </w:r>

--- a/klagomål/A 55870-2022 FSC-klagomål.docx
+++ b/klagomål/A 55870-2022 FSC-klagomål.docx
@@ -794,7 +794,7 @@
     <w:r>
       <w:tab/>
       <w:tab/>
-      <w:t>2026-08-29</w:t>
+      <w:t>2026-08-31</w:t>
       <w:br/>
       <w:br/>
     </w:r>

--- a/klagomål/A 55870-2022 FSC-klagomål.docx
+++ b/klagomål/A 55870-2022 FSC-klagomål.docx
@@ -794,7 +794,7 @@
     <w:r>
       <w:tab/>
       <w:tab/>
-      <w:t>2026-08-31</w:t>
+      <w:t>2026-09-01</w:t>
       <w:br/>
       <w:br/>
     </w:r>

--- a/klagomål/A 55870-2022 FSC-klagomål.docx
+++ b/klagomål/A 55870-2022 FSC-klagomål.docx
@@ -794,7 +794,7 @@
     <w:r>
       <w:tab/>
       <w:tab/>
-      <w:t>2026-09-01</w:t>
+      <w:t>2026-09-02</w:t>
       <w:br/>
       <w:br/>
     </w:r>

--- a/klagomål/A 55870-2022 FSC-klagomål.docx
+++ b/klagomål/A 55870-2022 FSC-klagomål.docx
@@ -794,7 +794,7 @@
     <w:r>
       <w:tab/>
       <w:tab/>
-      <w:t>2026-09-02</w:t>
+      <w:t>2026-09-03</w:t>
       <w:br/>
       <w:br/>
     </w:r>

--- a/klagomål/A 55870-2022 FSC-klagomål.docx
+++ b/klagomål/A 55870-2022 FSC-klagomål.docx
@@ -794,7 +794,7 @@
     <w:r>
       <w:tab/>
       <w:tab/>
-      <w:t>2026-09-03</w:t>
+      <w:t>2026-09-04</w:t>
       <w:br/>
       <w:br/>
     </w:r>

--- a/klagomål/A 55870-2022 FSC-klagomål.docx
+++ b/klagomål/A 55870-2022 FSC-klagomål.docx
@@ -794,7 +794,7 @@
     <w:r>
       <w:tab/>
       <w:tab/>
-      <w:t>2026-09-04</w:t>
+      <w:t>2026-09-05</w:t>
       <w:br/>
       <w:br/>
     </w:r>
